--- a/frontend/public/req1.docx
+++ b/frontend/public/req1.docx
@@ -608,7 +608,13 @@
               <w:rPr>
                 <w:rFonts w:ascii="Times New Roman" w:eastAsia="Times New Roman" w:hAnsi="Times New Roman" w:cs="Times New Roman"/>
               </w:rPr>
-              <w:t>ОГРН</w:t>
+              <w:t xml:space="preserve">ОГРН, </w:t>
+            </w:r>
+            <w:r>
+              <w:rPr>
+                <w:rFonts w:ascii="Times New Roman" w:eastAsia="Times New Roman" w:hAnsi="Times New Roman" w:cs="Times New Roman"/>
+              </w:rPr>
+              <w:t>дата регистрации</w:t>
             </w:r>
           </w:p>
         </w:tc>
@@ -642,6 +648,36 @@
                 <w:rFonts w:ascii="Times New Roman" w:hAnsi="Times New Roman" w:cs="Times New Roman"/>
               </w:rPr>
               <w:t>1256600052862</w:t>
+            </w:r>
+            <w:r>
+              <w:rPr>
+                <w:rFonts w:ascii="Times New Roman" w:hAnsi="Times New Roman" w:cs="Times New Roman"/>
+              </w:rPr>
+              <w:t xml:space="preserve">, </w:t>
+            </w:r>
+            <w:r>
+              <w:rPr>
+                <w:rFonts w:ascii="Times New Roman" w:hAnsi="Times New Roman" w:cs="Times New Roman"/>
+              </w:rPr>
+              <w:t>17</w:t>
+            </w:r>
+            <w:r>
+              <w:rPr>
+                <w:rFonts w:ascii="Times New Roman" w:hAnsi="Times New Roman" w:cs="Times New Roman"/>
+              </w:rPr>
+              <w:t>.</w:t>
+            </w:r>
+            <w:r>
+              <w:rPr>
+                <w:rFonts w:ascii="Times New Roman" w:hAnsi="Times New Roman" w:cs="Times New Roman"/>
+              </w:rPr>
+              <w:t>12.2025</w:t>
+            </w:r>
+            <w:r>
+              <w:rPr>
+                <w:rFonts w:ascii="Times New Roman" w:hAnsi="Times New Roman" w:cs="Times New Roman"/>
+              </w:rPr>
+              <w:t>г.</w:t>
             </w:r>
           </w:p>
         </w:tc>
@@ -713,13 +749,7 @@
               <w:rPr>
                 <w:rFonts w:ascii="Times New Roman" w:eastAsia="Times New Roman" w:hAnsi="Times New Roman" w:cs="Times New Roman"/>
               </w:rPr>
-              <w:t>ИНН /</w:t>
-            </w:r>
-            <w:r>
-              <w:rPr>
-                <w:rFonts w:ascii="Times New Roman" w:eastAsia="Times New Roman" w:hAnsi="Times New Roman" w:cs="Times New Roman"/>
-              </w:rPr>
-              <w:t xml:space="preserve"> КПП</w:t>
+              <w:t>ИНН, КПП, дата постановки на учет</w:t>
             </w:r>
           </w:p>
         </w:tc>
@@ -764,34 +794,56 @@
               <w:rPr>
                 <w:rFonts w:ascii="Times New Roman" w:hAnsi="Times New Roman" w:cs="Times New Roman"/>
               </w:rPr>
+              <w:t>/</w:t>
+            </w:r>
+            <w:r>
+              <w:rPr>
+                <w:rFonts w:ascii="Times New Roman" w:hAnsi="Times New Roman" w:cs="Times New Roman"/>
+              </w:rPr>
+              <w:t>667101001</w:t>
+            </w:r>
+            <w:r>
+              <w:rPr>
+                <w:rFonts w:ascii="Times New Roman" w:hAnsi="Times New Roman" w:cs="Times New Roman"/>
+              </w:rPr>
+              <w:t xml:space="preserve">, </w:t>
+            </w:r>
+            <w:r>
+              <w:rPr>
+                <w:rFonts w:ascii="Times New Roman" w:hAnsi="Times New Roman" w:cs="Times New Roman"/>
+              </w:rPr>
+              <w:t>17</w:t>
+            </w:r>
+            <w:r>
+              <w:rPr>
+                <w:rFonts w:ascii="Times New Roman" w:hAnsi="Times New Roman" w:cs="Times New Roman"/>
+              </w:rPr>
+              <w:t>.</w:t>
+            </w:r>
+            <w:r>
+              <w:rPr>
+                <w:rFonts w:ascii="Times New Roman" w:hAnsi="Times New Roman" w:cs="Times New Roman"/>
+              </w:rPr>
+              <w:t>12.2025</w:t>
+            </w:r>
+            <w:r>
+              <w:rPr>
+                <w:rFonts w:ascii="Times New Roman" w:hAnsi="Times New Roman" w:cs="Times New Roman"/>
+              </w:rPr>
               <w:t xml:space="preserve"> </w:t>
             </w:r>
             <w:r>
               <w:rPr>
                 <w:rFonts w:ascii="Times New Roman" w:hAnsi="Times New Roman" w:cs="Times New Roman"/>
               </w:rPr>
-              <w:t>/</w:t>
-            </w:r>
-            <w:r>
-              <w:rPr>
-                <w:rFonts w:ascii="Times New Roman" w:hAnsi="Times New Roman" w:cs="Times New Roman"/>
-              </w:rPr>
-              <w:t xml:space="preserve"> </w:t>
-            </w:r>
-            <w:bookmarkStart w:id="0" w:name="_GoBack"/>
-            <w:bookmarkEnd w:id="0"/>
-            <w:r>
-              <w:rPr>
-                <w:rFonts w:ascii="Times New Roman" w:hAnsi="Times New Roman" w:cs="Times New Roman"/>
-              </w:rPr>
-              <w:t>667101001</w:t>
+              <w:t>г.</w:t>
             </w:r>
           </w:p>
         </w:tc>
       </w:tr>
       <w:tr>
         <w:trPr>
-          <w:trHeight w:val="970"/>
+          <w:trHeight w:val="392"/>
           <w:jc w:val="center"/>
         </w:trPr>
         <w:tc>
@@ -892,14 +944,8 @@
                 <w:rFonts w:ascii="Times New Roman" w:hAnsi="Times New Roman" w:cs="Times New Roman"/>
               </w:rPr>
             </w:pPr>
-          </w:p>
-          <w:p>
-            <w:pPr>
-              <w:jc w:val="center"/>
-              <w:rPr>
-                <w:rFonts w:ascii="Times New Roman" w:hAnsi="Times New Roman" w:cs="Times New Roman"/>
-              </w:rPr>
-            </w:pPr>
+            <w:bookmarkStart w:id="0" w:name="_GoBack"/>
+            <w:bookmarkEnd w:id="0"/>
             <w:r>
               <w:rPr>
                 <w:rFonts w:ascii="Times New Roman" w:hAnsi="Times New Roman" w:cs="Times New Roman"/>
@@ -1162,6 +1208,20 @@
               <w:rPr>
                 <w:rFonts w:ascii="Times New Roman" w:hAnsi="Times New Roman" w:cs="Times New Roman"/>
               </w:rPr>
+              <w:t>+7 (343) 300-25-00</w:t>
+            </w:r>
+          </w:p>
+          <w:p>
+            <w:pPr>
+              <w:jc w:val="center"/>
+              <w:rPr>
+                <w:rFonts w:ascii="Times New Roman" w:hAnsi="Times New Roman" w:cs="Times New Roman"/>
+              </w:rPr>
+            </w:pPr>
+            <w:r>
+              <w:rPr>
+                <w:rFonts w:ascii="Times New Roman" w:hAnsi="Times New Roman" w:cs="Times New Roman"/>
+              </w:rPr>
               <w:t>+</w:t>
             </w:r>
             <w:r>
@@ -1194,77 +1254,103 @@
               </w:rPr>
               <w:t>201-18-01</w:t>
             </w:r>
-            <w:r>
-              <w:rPr>
-                <w:rFonts w:ascii="Times New Roman" w:hAnsi="Times New Roman" w:cs="Times New Roman"/>
-              </w:rPr>
-              <w:t xml:space="preserve">, </w:t>
-            </w:r>
-            <w:r>
-              <w:rPr>
-                <w:rFonts w:ascii="Times New Roman" w:hAnsi="Times New Roman" w:cs="Times New Roman"/>
-                <w:lang w:val="en-US"/>
-              </w:rPr>
-              <w:t>office</w:t>
-            </w:r>
-            <w:r>
-              <w:rPr>
-                <w:rFonts w:ascii="Times New Roman" w:hAnsi="Times New Roman" w:cs="Times New Roman"/>
-              </w:rPr>
-              <w:t>.</w:t>
-            </w:r>
-            <w:r>
-              <w:rPr>
-                <w:rFonts w:ascii="Times New Roman" w:hAnsi="Times New Roman" w:cs="Times New Roman"/>
-                <w:lang w:val="en-US"/>
-              </w:rPr>
-              <w:t>prime</w:t>
-            </w:r>
-            <w:r>
-              <w:rPr>
-                <w:rFonts w:ascii="Times New Roman" w:hAnsi="Times New Roman" w:cs="Times New Roman"/>
-              </w:rPr>
-              <w:t>-</w:t>
-            </w:r>
-            <w:proofErr w:type="spellStart"/>
-            <w:r>
-              <w:rPr>
-                <w:rFonts w:ascii="Times New Roman" w:hAnsi="Times New Roman" w:cs="Times New Roman"/>
-                <w:lang w:val="en-US"/>
-              </w:rPr>
-              <w:t>stroy</w:t>
-            </w:r>
-            <w:proofErr w:type="spellEnd"/>
-            <w:r>
-              <w:rPr>
-                <w:rFonts w:ascii="Times New Roman" w:hAnsi="Times New Roman" w:cs="Times New Roman"/>
-              </w:rPr>
-              <w:t>@</w:t>
-            </w:r>
-            <w:proofErr w:type="spellStart"/>
-            <w:r>
-              <w:rPr>
-                <w:rFonts w:ascii="Times New Roman" w:hAnsi="Times New Roman" w:cs="Times New Roman"/>
-                <w:lang w:val="en-US"/>
-              </w:rPr>
-              <w:t>ya</w:t>
-            </w:r>
-            <w:proofErr w:type="spellEnd"/>
-            <w:r>
-              <w:rPr>
-                <w:rFonts w:ascii="Times New Roman" w:hAnsi="Times New Roman" w:cs="Times New Roman"/>
-              </w:rPr>
-              <w:t>.</w:t>
-            </w:r>
-            <w:proofErr w:type="spellStart"/>
-            <w:r>
-              <w:rPr>
-                <w:rFonts w:ascii="Times New Roman" w:hAnsi="Times New Roman" w:cs="Times New Roman"/>
-                <w:lang w:val="en-US"/>
-              </w:rPr>
-              <w:t>ru</w:t>
-            </w:r>
-            <w:proofErr w:type="spellEnd"/>
+          </w:p>
+          <w:p>
+            <w:pPr>
+              <w:jc w:val="center"/>
+              <w:rPr>
+                <w:rFonts w:ascii="Times New Roman" w:hAnsi="Times New Roman" w:cs="Times New Roman"/>
+              </w:rPr>
+            </w:pPr>
+            <w:hyperlink r:id="rId6" w:history="1">
+              <w:r>
+                <w:rPr>
+                  <w:rStyle w:val="aa"/>
+                  <w:rFonts w:ascii="Times New Roman" w:hAnsi="Times New Roman" w:cs="Times New Roman"/>
+                  <w:lang w:val="en-US"/>
+                </w:rPr>
+                <w:t>office</w:t>
+              </w:r>
+              <w:r>
+                <w:rPr>
+                  <w:rStyle w:val="aa"/>
+                  <w:rFonts w:ascii="Times New Roman" w:hAnsi="Times New Roman" w:cs="Times New Roman"/>
+                </w:rPr>
+                <w:t>.</w:t>
+              </w:r>
+              <w:r>
+                <w:rPr>
+                  <w:rStyle w:val="aa"/>
+                  <w:rFonts w:ascii="Times New Roman" w:hAnsi="Times New Roman" w:cs="Times New Roman"/>
+                  <w:lang w:val="en-US"/>
+                </w:rPr>
+                <w:t>prime</w:t>
+              </w:r>
+              <w:r>
+                <w:rPr>
+                  <w:rStyle w:val="aa"/>
+                  <w:rFonts w:ascii="Times New Roman" w:hAnsi="Times New Roman" w:cs="Times New Roman"/>
+                </w:rPr>
+                <w:t>-</w:t>
+              </w:r>
+              <w:r>
+                <w:rPr>
+                  <w:rStyle w:val="aa"/>
+                  <w:rFonts w:ascii="Times New Roman" w:hAnsi="Times New Roman" w:cs="Times New Roman"/>
+                  <w:lang w:val="en-US"/>
+                </w:rPr>
+                <w:t>stroy</w:t>
+              </w:r>
+              <w:r>
+                <w:rPr>
+                  <w:rStyle w:val="aa"/>
+                  <w:rFonts w:ascii="Times New Roman" w:hAnsi="Times New Roman" w:cs="Times New Roman"/>
+                </w:rPr>
+                <w:t>@</w:t>
+              </w:r>
+              <w:r>
+                <w:rPr>
+                  <w:rStyle w:val="aa"/>
+                  <w:rFonts w:ascii="Times New Roman" w:hAnsi="Times New Roman" w:cs="Times New Roman"/>
+                  <w:lang w:val="en-US"/>
+                </w:rPr>
+                <w:t>ya</w:t>
+              </w:r>
+              <w:r>
+                <w:rPr>
+                  <w:rStyle w:val="aa"/>
+                  <w:rFonts w:ascii="Times New Roman" w:hAnsi="Times New Roman" w:cs="Times New Roman"/>
+                </w:rPr>
+                <w:t>.</w:t>
+              </w:r>
+              <w:proofErr w:type="spellStart"/>
+              <w:r>
+                <w:rPr>
+                  <w:rStyle w:val="aa"/>
+                  <w:rFonts w:ascii="Times New Roman" w:hAnsi="Times New Roman" w:cs="Times New Roman"/>
+                  <w:lang w:val="en-US"/>
+                </w:rPr>
+                <w:t>ru</w:t>
+              </w:r>
+              <w:proofErr w:type="spellEnd"/>
+            </w:hyperlink>
+          </w:p>
+          <w:p>
+            <w:pPr>
+              <w:jc w:val="center"/>
+              <w:rPr>
+                <w:rFonts w:ascii="Times New Roman" w:hAnsi="Times New Roman" w:cs="Times New Roman"/>
+              </w:rPr>
+            </w:pPr>
+            <w:hyperlink r:id="rId7" w:history="1">
+              <w:r>
+                <w:rPr>
+                  <w:rStyle w:val="aa"/>
+                  <w:rFonts w:ascii="Times New Roman" w:hAnsi="Times New Roman" w:cs="Times New Roman"/>
+                </w:rPr>
+                <w:t>info@skprime-stroy.ru</w:t>
+              </w:r>
+            </w:hyperlink>
           </w:p>
         </w:tc>
       </w:tr>
@@ -2092,8 +2178,8 @@
       </w:pPr>
     </w:p>
     <w:sectPr>
-      <w:headerReference w:type="default" r:id="rId6"/>
-      <w:headerReference w:type="first" r:id="rId7"/>
+      <w:headerReference w:type="default" r:id="rId8"/>
+      <w:headerReference w:type="first" r:id="rId9"/>
       <w:pgSz w:w="11901" w:h="16817"/>
       <w:pgMar w:top="851" w:right="426" w:bottom="1418" w:left="417" w:header="720" w:footer="720" w:gutter="0"/>
       <w:pgNumType w:start="24"/>
@@ -2593,7 +2679,6 @@
   <w:style w:type="character" w:default="1" w:styleId="a0">
     <w:name w:val="Default Paragraph Font"/>
     <w:uiPriority w:val="1"/>
-    <w:semiHidden/>
     <w:unhideWhenUsed/>
   </w:style>
   <w:style w:type="table" w:default="1" w:styleId="a1">
@@ -2714,6 +2799,17 @@
       <w:sz w:val="18"/>
       <w:szCs w:val="18"/>
       <w:lang w:eastAsia="zh-CN"/>
+    </w:rPr>
+  </w:style>
+  <w:style w:type="character" w:styleId="aa">
+    <w:name w:val="Hyperlink"/>
+    <w:basedOn w:val="a0"/>
+    <w:uiPriority w:val="99"/>
+    <w:unhideWhenUsed/>
+    <w:rsid w:val="00186B45"/>
+    <w:rPr>
+      <w:color w:val="0563C1" w:themeColor="hyperlink"/>
+      <w:u w:val="single"/>
     </w:rPr>
   </w:style>
 </w:styles>
